--- a/website/training/SecureObs_HCF_Security_Training_Manual.docx
+++ b/website/training/SecureObs_HCF_Security_Training_Manual.docx
@@ -362,7 +362,7 @@
           <w:color w:val="486274"/>
           <w:sz w:val="18"/>
         </w:rPr>
-        <w:t>Version 1.0 • July 2026 • For HCF, support workers, security staff and ward trainers</w:t>
+        <w:t>Version 1.1 • September 2026 • For HCF, support workers, security staff and ward trainers</w:t>
       </w:r>
     </w:p>
     <w:p>
@@ -811,7 +811,7 @@
                 <w:color w:val="2D4652"/>
                 <w:sz w:val="18"/>
               </w:rPr>
-              <w:t>Use NFC staff card or STAFFCODE/PIN. If access fails, ask the nurse in charge or manager to check your record.</w:t>
+              <w:t>Use NFC staff card or STAFFCODE/PIN. Temporary staff should check the allocation start and end time shown in the current session. If access fails, ask the nurse in charge or manager to check the record.</w:t>
             </w:r>
           </w:p>
         </w:tc>
@@ -1353,7 +1353,7 @@
                 <w:color w:val="1F3642"/>
                 <w:sz w:val="18"/>
               </w:rPr>
-              <w:t>Record where the patient is actually seen: side room, day room, corridor, dining room, bathroom, laundry, off ward or LOA.</w:t>
+              <w:t>Record where the patient is actually seen using the location labels configured for that ward.</w:t>
             </w:r>
           </w:p>
         </w:tc>
@@ -1592,7 +1592,7 @@
                 <w:color w:val="082A58"/>
                 <w:sz w:val="18"/>
               </w:rPr>
-              <w:t>Missed/overdue checks</w:t>
+              <w:t>Late checks</w:t>
             </w:r>
           </w:p>
         </w:tc>
@@ -1625,7 +1625,75 @@
                 <w:color w:val="1F3642"/>
                 <w:sz w:val="18"/>
               </w:rPr>
-              <w:t>Record the real reason and inform the nurse in charge if checks are repeatedly late or unsafe.</w:t>
+              <w:t>The record becomes late at the due time. During the first five minutes a reason is not mandatory; after five minutes, record the real reason and inform the nurse in charge if checks are repeatedly late or unsafe.</w:t>
+            </w:r>
+          </w:p>
+        </w:tc>
+      </w:tr>
+      <w:tr>
+        <w:tc>
+          <w:tcPr>
+            <w:tcW w:type="dxa" w:w="3240"/>
+            <w:shd w:fill="F3F8FA"/>
+            <w:tcBorders>
+              <w:top w:val="single" w:sz="6" w:space="0" w:color="D6E5EC"/>
+              <w:left w:val="single" w:sz="6" w:space="0" w:color="D6E5EC"/>
+              <w:bottom w:val="single" w:sz="6" w:space="0" w:color="D6E5EC"/>
+              <w:right w:val="single" w:sz="6" w:space="0" w:color="D6E5EC"/>
+            </w:tcBorders>
+            <w:tcMar>
+              <w:top w:w="90" w:type="dxa"/>
+              <w:start w:w="120" w:type="dxa"/>
+              <w:bottom w:w="90" w:type="dxa"/>
+              <w:end w:w="120" w:type="dxa"/>
+            </w:tcMar>
+            <w:vAlign w:val="center"/>
+          </w:tcPr>
+          <w:p>
+            <w:pPr>
+              <w:spacing w:after="0"/>
+            </w:pPr>
+            <w:r>
+              <w:rPr>
+                <w:rFonts w:ascii="Arial" w:hAnsi="Arial"/>
+                <w:b/>
+                <w:color w:val="082A58"/>
+                <w:sz w:val="18"/>
+              </w:rPr>
+              <w:t>NFC or QR verification</w:t>
+            </w:r>
+          </w:p>
+        </w:tc>
+        <w:tc>
+          <w:tcPr>
+            <w:tcW w:type="dxa" w:w="6048"/>
+            <w:shd w:fill="FFFFFF"/>
+            <w:tcBorders>
+              <w:top w:val="single" w:sz="6" w:space="0" w:color="D6E5EC"/>
+              <w:left w:val="single" w:sz="6" w:space="0" w:color="D6E5EC"/>
+              <w:bottom w:val="single" w:sz="6" w:space="0" w:color="D6E5EC"/>
+              <w:right w:val="single" w:sz="6" w:space="0" w:color="D6E5EC"/>
+            </w:tcBorders>
+            <w:tcMar>
+              <w:top w:w="90" w:type="dxa"/>
+              <w:start w:w="120" w:type="dxa"/>
+              <w:bottom w:w="90" w:type="dxa"/>
+              <w:end w:w="120" w:type="dxa"/>
+            </w:tcMar>
+            <w:vAlign w:val="center"/>
+          </w:tcPr>
+          <w:p>
+            <w:pPr>
+              <w:spacing w:after="0"/>
+            </w:pPr>
+            <w:r>
+              <w:rPr>
+                <w:rFonts w:ascii="Arial" w:hAnsi="Arial"/>
+                <w:b w:val="0"/>
+                <w:color w:val="1F3642"/>
+                <w:sz w:val="18"/>
+              </w:rPr>
+              <w:t>Where enabled, scan the correct room or personal tag and confirm direct visual observation. A room tag does not prove the patient was present.</w:t>
             </w:r>
           </w:p>
         </w:tc>
@@ -3121,6 +3189,74 @@
                 <w:color w:val="082A58"/>
                 <w:sz w:val="18"/>
               </w:rPr>
+              <w:t>Temporary access warning</w:t>
+            </w:r>
+          </w:p>
+        </w:tc>
+        <w:tc>
+          <w:tcPr>
+            <w:tcW w:type="dxa" w:w="6048"/>
+            <w:shd w:fill="FFFFFF"/>
+            <w:tcBorders>
+              <w:top w:val="single" w:sz="6" w:space="0" w:color="D6E5EC"/>
+              <w:left w:val="single" w:sz="6" w:space="0" w:color="D6E5EC"/>
+              <w:bottom w:val="single" w:sz="6" w:space="0" w:color="D6E5EC"/>
+              <w:right w:val="single" w:sz="6" w:space="0" w:color="D6E5EC"/>
+            </w:tcBorders>
+            <w:tcMar>
+              <w:top w:w="90" w:type="dxa"/>
+              <w:start w:w="120" w:type="dxa"/>
+              <w:bottom w:w="90" w:type="dxa"/>
+              <w:end w:w="120" w:type="dxa"/>
+            </w:tcMar>
+            <w:vAlign w:val="center"/>
+          </w:tcPr>
+          <w:p>
+            <w:pPr>
+              <w:spacing w:after="0"/>
+            </w:pPr>
+            <w:r>
+              <w:rPr>
+                <w:rFonts w:ascii="Arial" w:hAnsi="Arial"/>
+                <w:b w:val="0"/>
+                <w:color w:val="1F3642"/>
+                <w:sz w:val="18"/>
+              </w:rPr>
+              <w:t>At the five-minute expiry warning, save unfinished work and prepare to hand over. The session ends at the allocation end time.</w:t>
+            </w:r>
+          </w:p>
+        </w:tc>
+      </w:tr>
+      <w:tr>
+        <w:tc>
+          <w:tcPr>
+            <w:tcW w:type="dxa" w:w="3240"/>
+            <w:shd w:fill="F3F8FA"/>
+            <w:tcBorders>
+              <w:top w:val="single" w:sz="6" w:space="0" w:color="D6E5EC"/>
+              <w:left w:val="single" w:sz="6" w:space="0" w:color="D6E5EC"/>
+              <w:bottom w:val="single" w:sz="6" w:space="0" w:color="D6E5EC"/>
+              <w:right w:val="single" w:sz="6" w:space="0" w:color="D6E5EC"/>
+            </w:tcBorders>
+            <w:tcMar>
+              <w:top w:w="90" w:type="dxa"/>
+              <w:start w:w="120" w:type="dxa"/>
+              <w:bottom w:w="90" w:type="dxa"/>
+              <w:end w:w="120" w:type="dxa"/>
+            </w:tcMar>
+            <w:vAlign w:val="center"/>
+          </w:tcPr>
+          <w:p>
+            <w:pPr>
+              <w:spacing w:after="0"/>
+            </w:pPr>
+            <w:r>
+              <w:rPr>
+                <w:rFonts w:ascii="Arial" w:hAnsi="Arial"/>
+                <w:b/>
+                <w:color w:val="082A58"/>
+                <w:sz w:val="18"/>
+              </w:rPr>
               <w:t>Handover notes</w:t>
             </w:r>
           </w:p>
@@ -3580,7 +3716,7 @@
                 <w:color w:val="1F3642"/>
                 <w:sz w:val="18"/>
               </w:rPr>
-              <w:t>Open sync status if trained to do so, otherwise tell nurse in charge before leaving the tablet.</w:t>
+              <w:t>If trained, open sync status, read the waiting item and retry after authorised sign-in. Otherwise tell the nurse in charge.</w:t>
             </w:r>
           </w:p>
         </w:tc>
